--- a/AAT report template - SE - ST - 2025-26.docx.docx
+++ b/AAT report template - SE - ST - 2025-26.docx.docx
@@ -3816,6 +3816,30 @@
           <w:sz w:val="24"/>
           <w:szCs w:val="24"/>
         </w:rPr>
+      </w:pPr>
+      <w:r>
+        <w:rPr>
+          <w:sz w:val="24"/>
+          <w:szCs w:val="24"/>
+        </w:rPr>
+        <w:t>Transparency: All findings, datasets, and tool implementations are made publicly available at the project GitHub repository to support reproducibility and further research.</w:t>
+      </w:r>
+    </w:p>
+    <w:p>
+      <w:pPr>
+        <w:pStyle w:val="ListParagraph"/>
+        <w:widowControl/>
+        <w:numPr>
+          <w:ilvl w:val="0"/>
+          <w:numId w:val="2"/>
+        </w:numPr>
+        <w:autoSpaceDE/>
+        <w:autoSpaceDN/>
+        <w:spacing w:after="80" w:line="360" w:lineRule="auto"/>
+        <w:rPr>
+          <w:sz w:val="24"/>
+          <w:szCs w:val="24"/>
+        </w:rPr>
         <w:sectPr>
           <w:pgSz w:w="12240" w:h="15840"/>
           <w:pgMar w:top="1440" w:right="1080" w:bottom="1440" w:left="1080" w:header="980" w:footer="800" w:gutter="0"/>
@@ -3823,13 +3847,6 @@
           <w:docGrid w:linePitch="299"/>
         </w:sectPr>
       </w:pPr>
-      <w:r>
-        <w:rPr>
-          <w:sz w:val="24"/>
-          <w:szCs w:val="24"/>
-        </w:rPr>
-        <w:t>Transparency: All findings, datasets, and tool implementations are made publicly available at the project GitHub repository to support reproducibility and further research.</w:t>
-      </w:r>
     </w:p>
     <w:p>
       <w:pPr>
@@ -4685,6 +4702,23 @@
           <w:szCs w:val="24"/>
         </w:rPr>
         <w:t>Iterative Development and Lifecycle Practices</w:t>
+      </w:r>
+    </w:p>
+    <w:p>
+      <w:pPr>
+        <w:spacing w:after="120" w:line="360" w:lineRule="auto"/>
+        <w:jc w:val="both"/>
+        <w:rPr>
+          <w:sz w:val="24"/>
+          <w:szCs w:val="24"/>
+        </w:rPr>
+      </w:pPr>
+      <w:r>
+        <w:rPr>
+          <w:sz w:val="24"/>
+          <w:szCs w:val="24"/>
+        </w:rPr>
+        <w:t>The study explicitly builds upon a preliminary study that analyzed 500 VR apps, extending the dataset to 900 apps and adding two new modules: TPL analysis and user review analysis. This iterative extension reflects sound software engineering lifecycle practices, where each iteration refines and expands the system based on identified gaps from prior versions.</w:t>
       </w:r>
     </w:p>
     <w:p>
@@ -4702,13 +4736,6 @@
           <w:docGrid w:linePitch="299"/>
         </w:sectPr>
       </w:pPr>
-      <w:r>
-        <w:rPr>
-          <w:sz w:val="24"/>
-          <w:szCs w:val="24"/>
-        </w:rPr>
-        <w:t>The study explicitly builds upon a preliminary study that analyzed 500 VR apps, extending the dataset to 900 apps and adding two new modules: TPL analysis and user review analysis. This iterative extension reflects sound software engineering lifecycle practices, where each iteration refines and expands the system based on identified gaps from prior versions.</w:t>
-      </w:r>
     </w:p>
     <w:p>
       <w:pPr>
@@ -7544,7 +7571,7 @@
         </mc:Choice>
         <mc:Fallback>
           <w:pict>
-            <v:shape w14:anchorId="479ED25D" id="Graphic 3" o:spid="_x0000_s1026" style="position:absolute;margin-left:1in;margin-top:739.5pt;width:468pt;height:.1pt;z-index:-15837184;visibility:visible;mso-wrap-style:square;mso-wrap-distance-left:0;mso-wrap-distance-top:0;mso-wrap-distance-right:0;mso-wrap-distance-bottom:0;mso-position-horizontal:absolute;mso-position-horizontal-relative:page;mso-position-vertical:absolute;mso-position-vertical-relative:page;v-text-anchor:top" coordsize="5943600,1270" o:gfxdata="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" path="m,l5943600,e" filled="f" strokecolor="#813b0a" strokeweight="3pt">
+            <v:shape w14:anchorId="38B338C1" id="Graphic 3" o:spid="_x0000_s1026" style="position:absolute;margin-left:1in;margin-top:739.5pt;width:468pt;height:.1pt;z-index:-15837184;visibility:visible;mso-wrap-style:square;mso-wrap-distance-left:0;mso-wrap-distance-top:0;mso-wrap-distance-right:0;mso-wrap-distance-bottom:0;mso-position-horizontal:absolute;mso-position-horizontal-relative:page;mso-position-vertical:absolute;mso-position-vertical-relative:page;v-text-anchor:top" coordsize="5943600,1270" o:gfxdata="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" path="m,l5943600,e" filled="f" strokecolor="#813b0a" strokeweight="3pt">
               <v:path arrowok="t"/>
               <w10:wrap anchorx="page" anchory="page"/>
             </v:shape>
@@ -7808,184 +7835,6 @@
         </mc:Fallback>
       </mc:AlternateContent>
     </w:r>
-    <w:r>
-      <w:rPr>
-        <w:noProof/>
-        <w:sz w:val="20"/>
-      </w:rPr>
-      <mc:AlternateContent>
-        <mc:Choice Requires="wps">
-          <w:drawing>
-            <wp:anchor distT="0" distB="0" distL="0" distR="0" simplePos="0" relativeHeight="487480832" behindDoc="1" locked="0" layoutInCell="1" allowOverlap="1" wp14:anchorId="22F4C921" wp14:editId="23D4C79D">
-              <wp:simplePos x="0" y="0"/>
-              <wp:positionH relativeFrom="page">
-                <wp:posOffset>6418755</wp:posOffset>
-              </wp:positionH>
-              <wp:positionV relativeFrom="page">
-                <wp:posOffset>9431046</wp:posOffset>
-              </wp:positionV>
-              <wp:extent cx="455295" cy="180340"/>
-              <wp:effectExtent l="0" t="0" r="0" b="0"/>
-              <wp:wrapNone/>
-              <wp:docPr id="6" name="Textbox 6"/>
-              <wp:cNvGraphicFramePr>
-                <a:graphicFrameLocks xmlns:a="http://schemas.openxmlformats.org/drawingml/2006/main"/>
-              </wp:cNvGraphicFramePr>
-              <a:graphic xmlns:a="http://schemas.openxmlformats.org/drawingml/2006/main">
-                <a:graphicData uri="http://schemas.microsoft.com/office/word/2010/wordprocessingShape">
-                  <wps:wsp>
-                    <wps:cNvSpPr txBox="1">
-                      <a:spLocks/>
-                    </wps:cNvSpPr>
-                    <wps:spPr>
-                      <a:xfrm>
-                        <a:off x="0" y="0"/>
-                        <a:ext cx="455295" cy="180340"/>
-                      </a:xfrm>
-                      <a:prstGeom prst="rect">
-                        <a:avLst/>
-                      </a:prstGeom>
-                    </wps:spPr>
-                    <wps:txbx>
-                      <w:txbxContent>
-                        <w:p>
-                          <w:pPr>
-                            <w:spacing w:before="10"/>
-                            <w:ind w:left="20"/>
-                            <w:rPr>
-                              <w:b/>
-                            </w:rPr>
-                          </w:pPr>
-                          <w:r>
-                            <w:rPr>
-                              <w:b/>
-                            </w:rPr>
-                            <w:t>Page</w:t>
-                          </w:r>
-                          <w:r>
-                            <w:rPr>
-                              <w:b/>
-                              <w:spacing w:val="-4"/>
-                            </w:rPr>
-                            <w:t xml:space="preserve"> </w:t>
-                          </w:r>
-                          <w:r>
-                            <w:rPr>
-                              <w:b/>
-                              <w:spacing w:val="-10"/>
-                            </w:rPr>
-                            <w:fldChar w:fldCharType="begin"/>
-                          </w:r>
-                          <w:r>
-                            <w:rPr>
-                              <w:b/>
-                              <w:spacing w:val="-10"/>
-                            </w:rPr>
-                            <w:instrText xml:space="preserve"> PAGE </w:instrText>
-                          </w:r>
-                          <w:r>
-                            <w:rPr>
-                              <w:b/>
-                              <w:spacing w:val="-10"/>
-                            </w:rPr>
-                            <w:fldChar w:fldCharType="separate"/>
-                          </w:r>
-                          <w:r>
-                            <w:rPr>
-                              <w:b/>
-                              <w:spacing w:val="-10"/>
-                            </w:rPr>
-                            <w:t>1</w:t>
-                          </w:r>
-                          <w:r>
-                            <w:rPr>
-                              <w:b/>
-                              <w:spacing w:val="-10"/>
-                            </w:rPr>
-                            <w:fldChar w:fldCharType="end"/>
-                          </w:r>
-                        </w:p>
-                      </w:txbxContent>
-                    </wps:txbx>
-                    <wps:bodyPr wrap="square" lIns="0" tIns="0" rIns="0" bIns="0" rtlCol="0">
-                      <a:noAutofit/>
-                    </wps:bodyPr>
-                  </wps:wsp>
-                </a:graphicData>
-              </a:graphic>
-            </wp:anchor>
-          </w:drawing>
-        </mc:Choice>
-        <mc:Fallback>
-          <w:pict>
-            <v:shape w14:anchorId="22F4C921" id="Textbox 6" o:spid="_x0000_s1029" type="#_x0000_t202" style="position:absolute;margin-left:505.4pt;margin-top:742.6pt;width:35.85pt;height:14.2pt;z-index:-15835648;visibility:visible;mso-wrap-style:square;mso-wrap-distance-left:0;mso-wrap-distance-top:0;mso-wrap-distance-right:0;mso-wrap-distance-bottom:0;mso-position-horizontal:absolute;mso-position-horizontal-relative:page;mso-position-vertical:absolute;mso-position-vertical-relative:page;v-text-anchor:top" o:gfxdata="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" filled="f" stroked="f">
-              <v:textbox inset="0,0,0,0">
-                <w:txbxContent>
-                  <w:p>
-                    <w:pPr>
-                      <w:spacing w:before="10"/>
-                      <w:ind w:left="20"/>
-                      <w:rPr>
-                        <w:b/>
-                      </w:rPr>
-                    </w:pPr>
-                    <w:r>
-                      <w:rPr>
-                        <w:b/>
-                      </w:rPr>
-                      <w:t>Page</w:t>
-                    </w:r>
-                    <w:r>
-                      <w:rPr>
-                        <w:b/>
-                        <w:spacing w:val="-4"/>
-                      </w:rPr>
-                      <w:t xml:space="preserve"> </w:t>
-                    </w:r>
-                    <w:r>
-                      <w:rPr>
-                        <w:b/>
-                        <w:spacing w:val="-10"/>
-                      </w:rPr>
-                      <w:fldChar w:fldCharType="begin"/>
-                    </w:r>
-                    <w:r>
-                      <w:rPr>
-                        <w:b/>
-                        <w:spacing w:val="-10"/>
-                      </w:rPr>
-                      <w:instrText xml:space="preserve"> PAGE </w:instrText>
-                    </w:r>
-                    <w:r>
-                      <w:rPr>
-                        <w:b/>
-                        <w:spacing w:val="-10"/>
-                      </w:rPr>
-                      <w:fldChar w:fldCharType="separate"/>
-                    </w:r>
-                    <w:r>
-                      <w:rPr>
-                        <w:b/>
-                        <w:spacing w:val="-10"/>
-                      </w:rPr>
-                      <w:t>1</w:t>
-                    </w:r>
-                    <w:r>
-                      <w:rPr>
-                        <w:b/>
-                        <w:spacing w:val="-10"/>
-                      </w:rPr>
-                      <w:fldChar w:fldCharType="end"/>
-                    </w:r>
-                  </w:p>
-                </w:txbxContent>
-              </v:textbox>
-              <w10:wrap anchorx="page" anchory="page"/>
-            </v:shape>
-          </w:pict>
-        </mc:Fallback>
-      </mc:AlternateContent>
-    </w:r>
   </w:p>
 </w:ftr>
 </file>
@@ -8008,7 +7857,7 @@
       <mc:AlternateContent>
         <mc:Choice Requires="wps">
           <w:drawing>
-            <wp:anchor distT="0" distB="0" distL="0" distR="0" simplePos="0" relativeHeight="251655680" behindDoc="1" locked="0" layoutInCell="1" allowOverlap="1" wp14:anchorId="03D222BF" wp14:editId="2F8BB45B">
+            <wp:anchor distT="0" distB="0" distL="0" distR="0" simplePos="0" relativeHeight="251656704" behindDoc="1" locked="0" layoutInCell="1" allowOverlap="1" wp14:anchorId="03D222BF" wp14:editId="2F8BB45B">
               <wp:simplePos x="0" y="0"/>
               <wp:positionH relativeFrom="page">
                 <wp:posOffset>914400</wp:posOffset>
@@ -8072,7 +7921,7 @@
         </mc:Choice>
         <mc:Fallback>
           <w:pict>
-            <v:shape w14:anchorId="1959D6F5" id="Graphic 24" o:spid="_x0000_s1026" style="position:absolute;margin-left:1in;margin-top:739.5pt;width:468pt;height:.1pt;z-index:-251660800;visibility:visible;mso-wrap-style:square;mso-wrap-distance-left:0;mso-wrap-distance-top:0;mso-wrap-distance-right:0;mso-wrap-distance-bottom:0;mso-position-horizontal:absolute;mso-position-horizontal-relative:page;mso-position-vertical:absolute;mso-position-vertical-relative:page;v-text-anchor:top" coordsize="5943600,1270" o:gfxdata="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" path="m,l5943600,e" filled="f" strokecolor="#813b0a" strokeweight="3pt">
+            <v:shape w14:anchorId="2517C03C" id="Graphic 24" o:spid="_x0000_s1026" style="position:absolute;margin-left:1in;margin-top:739.5pt;width:468pt;height:.1pt;z-index:-251659776;visibility:visible;mso-wrap-style:square;mso-wrap-distance-left:0;mso-wrap-distance-top:0;mso-wrap-distance-right:0;mso-wrap-distance-bottom:0;mso-position-horizontal:absolute;mso-position-horizontal-relative:page;mso-position-vertical:absolute;mso-position-vertical-relative:page;v-text-anchor:top" coordsize="5943600,1270" o:gfxdata="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" path="m,l5943600,e" filled="f" strokecolor="#813b0a" strokeweight="3pt">
               <v:path arrowok="t"/>
               <w10:wrap anchorx="page" anchory="page"/>
             </v:shape>
@@ -8088,7 +7937,7 @@
       <mc:AlternateContent>
         <mc:Choice Requires="wps">
           <w:drawing>
-            <wp:anchor distT="0" distB="0" distL="0" distR="0" simplePos="0" relativeHeight="251656704" behindDoc="1" locked="0" layoutInCell="1" allowOverlap="1" wp14:anchorId="1D92DF07" wp14:editId="2682CC76">
+            <wp:anchor distT="0" distB="0" distL="0" distR="0" simplePos="0" relativeHeight="251660800" behindDoc="1" locked="0" layoutInCell="1" allowOverlap="1" wp14:anchorId="1D92DF07" wp14:editId="2682CC76">
               <wp:simplePos x="0" y="0"/>
               <wp:positionH relativeFrom="page">
                 <wp:posOffset>901700</wp:posOffset>
@@ -8162,7 +8011,7 @@
               <v:stroke joinstyle="miter"/>
               <v:path gradientshapeok="t" o:connecttype="rect"/>
             </v:shapetype>
-            <v:shape id="Textbox 25" o:spid="_x0000_s1030" type="#_x0000_t202" style="position:absolute;margin-left:71pt;margin-top:741.7pt;width:123.05pt;height:15.3pt;z-index:-251659776;visibility:visible;mso-wrap-style:square;mso-wrap-distance-left:0;mso-wrap-distance-top:0;mso-wrap-distance-right:0;mso-wrap-distance-bottom:0;mso-position-horizontal:absolute;mso-position-horizontal-relative:page;mso-position-vertical:absolute;mso-position-vertical-relative:page;v-text-anchor:top" o:gfxdata="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" filled="f" stroked="f">
+            <v:shape id="Textbox 25" o:spid="_x0000_s1029" type="#_x0000_t202" style="position:absolute;margin-left:71pt;margin-top:741.7pt;width:123.05pt;height:15.3pt;z-index:-251655680;visibility:visible;mso-wrap-style:square;mso-wrap-distance-left:0;mso-wrap-distance-top:0;mso-wrap-distance-right:0;mso-wrap-distance-bottom:0;mso-position-horizontal:absolute;mso-position-horizontal-relative:page;mso-position-vertical:absolute;mso-position-vertical-relative:page;v-text-anchor:top" o:gfxdata="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" filled="f" stroked="f">
               <v:textbox inset="0,0,0,0">
                 <w:txbxContent>
                   <w:p>
@@ -8206,7 +8055,7 @@
       <mc:AlternateContent>
         <mc:Choice Requires="wps">
           <w:drawing>
-            <wp:anchor distT="0" distB="0" distL="0" distR="0" simplePos="0" relativeHeight="251657728" behindDoc="1" locked="0" layoutInCell="1" allowOverlap="1" wp14:anchorId="02EA9832" wp14:editId="7CDD7B05">
+            <wp:anchor distT="0" distB="0" distL="0" distR="0" simplePos="0" relativeHeight="251661824" behindDoc="1" locked="0" layoutInCell="1" allowOverlap="1" wp14:anchorId="02EA9832" wp14:editId="7CDD7B05">
               <wp:simplePos x="0" y="0"/>
               <wp:positionH relativeFrom="page">
                 <wp:posOffset>3810248</wp:posOffset>
@@ -8288,7 +8137,7 @@
         </mc:Choice>
         <mc:Fallback>
           <w:pict>
-            <v:shape w14:anchorId="02EA9832" id="Textbox 26" o:spid="_x0000_s1031" type="#_x0000_t202" style="position:absolute;margin-left:300pt;margin-top:742.6pt;width:56.3pt;height:14.2pt;z-index:-251658752;visibility:visible;mso-wrap-style:square;mso-wrap-distance-left:0;mso-wrap-distance-top:0;mso-wrap-distance-right:0;mso-wrap-distance-bottom:0;mso-position-horizontal:absolute;mso-position-horizontal-relative:page;mso-position-vertical:absolute;mso-position-vertical-relative:page;v-text-anchor:top" o:gfxdata="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" filled="f" stroked="f">
+            <v:shape w14:anchorId="02EA9832" id="Textbox 26" o:spid="_x0000_s1030" type="#_x0000_t202" style="position:absolute;margin-left:300pt;margin-top:742.6pt;width:56.3pt;height:14.2pt;z-index:-251654656;visibility:visible;mso-wrap-style:square;mso-wrap-distance-left:0;mso-wrap-distance-top:0;mso-wrap-distance-right:0;mso-wrap-distance-bottom:0;mso-position-horizontal:absolute;mso-position-horizontal-relative:page;mso-position-vertical:absolute;mso-position-vertical-relative:page;v-text-anchor:top" o:gfxdata="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" filled="f" stroked="f">
               <v:textbox inset="0,0,0,0">
                 <w:txbxContent>
                   <w:p>
@@ -8336,184 +8185,6 @@
         </mc:Fallback>
       </mc:AlternateContent>
     </w:r>
-    <w:r>
-      <w:rPr>
-        <w:noProof/>
-        <w:sz w:val="20"/>
-      </w:rPr>
-      <mc:AlternateContent>
-        <mc:Choice Requires="wps">
-          <w:drawing>
-            <wp:anchor distT="0" distB="0" distL="0" distR="0" simplePos="0" relativeHeight="251658752" behindDoc="1" locked="0" layoutInCell="1" allowOverlap="1" wp14:anchorId="57C56C3F" wp14:editId="4BD6A05A">
-              <wp:simplePos x="0" y="0"/>
-              <wp:positionH relativeFrom="page">
-                <wp:posOffset>6418755</wp:posOffset>
-              </wp:positionH>
-              <wp:positionV relativeFrom="page">
-                <wp:posOffset>9431046</wp:posOffset>
-              </wp:positionV>
-              <wp:extent cx="455295" cy="180340"/>
-              <wp:effectExtent l="0" t="0" r="0" b="0"/>
-              <wp:wrapNone/>
-              <wp:docPr id="27" name="Textbox 27"/>
-              <wp:cNvGraphicFramePr>
-                <a:graphicFrameLocks xmlns:a="http://schemas.openxmlformats.org/drawingml/2006/main"/>
-              </wp:cNvGraphicFramePr>
-              <a:graphic xmlns:a="http://schemas.openxmlformats.org/drawingml/2006/main">
-                <a:graphicData uri="http://schemas.microsoft.com/office/word/2010/wordprocessingShape">
-                  <wps:wsp>
-                    <wps:cNvSpPr txBox="1">
-                      <a:spLocks/>
-                    </wps:cNvSpPr>
-                    <wps:spPr>
-                      <a:xfrm>
-                        <a:off x="0" y="0"/>
-                        <a:ext cx="455295" cy="180340"/>
-                      </a:xfrm>
-                      <a:prstGeom prst="rect">
-                        <a:avLst/>
-                      </a:prstGeom>
-                    </wps:spPr>
-                    <wps:txbx>
-                      <w:txbxContent>
-                        <w:p>
-                          <w:pPr>
-                            <w:spacing w:before="10"/>
-                            <w:ind w:left="20"/>
-                            <w:rPr>
-                              <w:b/>
-                            </w:rPr>
-                          </w:pPr>
-                          <w:r>
-                            <w:rPr>
-                              <w:b/>
-                            </w:rPr>
-                            <w:t>Page</w:t>
-                          </w:r>
-                          <w:r>
-                            <w:rPr>
-                              <w:b/>
-                              <w:spacing w:val="-4"/>
-                            </w:rPr>
-                            <w:t xml:space="preserve"> </w:t>
-                          </w:r>
-                          <w:r>
-                            <w:rPr>
-                              <w:b/>
-                              <w:spacing w:val="-10"/>
-                            </w:rPr>
-                            <w:fldChar w:fldCharType="begin"/>
-                          </w:r>
-                          <w:r>
-                            <w:rPr>
-                              <w:b/>
-                              <w:spacing w:val="-10"/>
-                            </w:rPr>
-                            <w:instrText xml:space="preserve"> PAGE </w:instrText>
-                          </w:r>
-                          <w:r>
-                            <w:rPr>
-                              <w:b/>
-                              <w:spacing w:val="-10"/>
-                            </w:rPr>
-                            <w:fldChar w:fldCharType="separate"/>
-                          </w:r>
-                          <w:r>
-                            <w:rPr>
-                              <w:b/>
-                              <w:spacing w:val="-10"/>
-                            </w:rPr>
-                            <w:t>4</w:t>
-                          </w:r>
-                          <w:r>
-                            <w:rPr>
-                              <w:b/>
-                              <w:spacing w:val="-10"/>
-                            </w:rPr>
-                            <w:fldChar w:fldCharType="end"/>
-                          </w:r>
-                        </w:p>
-                      </w:txbxContent>
-                    </wps:txbx>
-                    <wps:bodyPr wrap="square" lIns="0" tIns="0" rIns="0" bIns="0" rtlCol="0">
-                      <a:noAutofit/>
-                    </wps:bodyPr>
-                  </wps:wsp>
-                </a:graphicData>
-              </a:graphic>
-            </wp:anchor>
-          </w:drawing>
-        </mc:Choice>
-        <mc:Fallback>
-          <w:pict>
-            <v:shape w14:anchorId="57C56C3F" id="Textbox 27" o:spid="_x0000_s1032" type="#_x0000_t202" style="position:absolute;margin-left:505.4pt;margin-top:742.6pt;width:35.85pt;height:14.2pt;z-index:-251657728;visibility:visible;mso-wrap-style:square;mso-wrap-distance-left:0;mso-wrap-distance-top:0;mso-wrap-distance-right:0;mso-wrap-distance-bottom:0;mso-position-horizontal:absolute;mso-position-horizontal-relative:page;mso-position-vertical:absolute;mso-position-vertical-relative:page;v-text-anchor:top" o:gfxdata="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" filled="f" stroked="f">
-              <v:textbox inset="0,0,0,0">
-                <w:txbxContent>
-                  <w:p>
-                    <w:pPr>
-                      <w:spacing w:before="10"/>
-                      <w:ind w:left="20"/>
-                      <w:rPr>
-                        <w:b/>
-                      </w:rPr>
-                    </w:pPr>
-                    <w:r>
-                      <w:rPr>
-                        <w:b/>
-                      </w:rPr>
-                      <w:t>Page</w:t>
-                    </w:r>
-                    <w:r>
-                      <w:rPr>
-                        <w:b/>
-                        <w:spacing w:val="-4"/>
-                      </w:rPr>
-                      <w:t xml:space="preserve"> </w:t>
-                    </w:r>
-                    <w:r>
-                      <w:rPr>
-                        <w:b/>
-                        <w:spacing w:val="-10"/>
-                      </w:rPr>
-                      <w:fldChar w:fldCharType="begin"/>
-                    </w:r>
-                    <w:r>
-                      <w:rPr>
-                        <w:b/>
-                        <w:spacing w:val="-10"/>
-                      </w:rPr>
-                      <w:instrText xml:space="preserve"> PAGE </w:instrText>
-                    </w:r>
-                    <w:r>
-                      <w:rPr>
-                        <w:b/>
-                        <w:spacing w:val="-10"/>
-                      </w:rPr>
-                      <w:fldChar w:fldCharType="separate"/>
-                    </w:r>
-                    <w:r>
-                      <w:rPr>
-                        <w:b/>
-                        <w:spacing w:val="-10"/>
-                      </w:rPr>
-                      <w:t>4</w:t>
-                    </w:r>
-                    <w:r>
-                      <w:rPr>
-                        <w:b/>
-                        <w:spacing w:val="-10"/>
-                      </w:rPr>
-                      <w:fldChar w:fldCharType="end"/>
-                    </w:r>
-                  </w:p>
-                </w:txbxContent>
-              </v:textbox>
-              <w10:wrap anchorx="page" anchory="page"/>
-            </v:shape>
-          </w:pict>
-        </mc:Fallback>
-      </mc:AlternateContent>
-    </w:r>
   </w:p>
 </w:ftr>
 </file>
@@ -8523,524 +8194,115 @@
   <w:p>
     <w:pPr>
       <w:pStyle w:val="BodyText"/>
+      <w:pBdr>
+        <w:top w:val="single" w:sz="36" w:space="13" w:color="943634" w:themeColor="accent2" w:themeShade="BF"/>
+      </w:pBdr>
       <w:spacing w:line="14" w:lineRule="auto"/>
-      <w:rPr>
-        <w:sz w:val="20"/>
-      </w:rPr>
     </w:pPr>
     <w:r>
       <w:rPr>
-        <w:noProof/>
-        <w:sz w:val="20"/>
+        <w:b/>
       </w:rPr>
-      <mc:AlternateContent>
-        <mc:Choice Requires="wps">
-          <w:drawing>
-            <wp:anchor distT="0" distB="0" distL="0" distR="0" simplePos="0" relativeHeight="251664896" behindDoc="1" locked="0" layoutInCell="1" allowOverlap="1" wp14:anchorId="15E05295" wp14:editId="59CCDABF">
-              <wp:simplePos x="0" y="0"/>
-              <wp:positionH relativeFrom="page">
-                <wp:posOffset>914400</wp:posOffset>
-              </wp:positionH>
-              <wp:positionV relativeFrom="page">
-                <wp:posOffset>9391650</wp:posOffset>
-              </wp:positionV>
-              <wp:extent cx="5943600" cy="1270"/>
-              <wp:effectExtent l="0" t="0" r="0" b="0"/>
-              <wp:wrapNone/>
-              <wp:docPr id="29" name="Graphic 29"/>
-              <wp:cNvGraphicFramePr>
-                <a:graphicFrameLocks xmlns:a="http://schemas.openxmlformats.org/drawingml/2006/main"/>
-              </wp:cNvGraphicFramePr>
-              <a:graphic xmlns:a="http://schemas.openxmlformats.org/drawingml/2006/main">
-                <a:graphicData uri="http://schemas.microsoft.com/office/word/2010/wordprocessingShape">
-                  <wps:wsp>
-                    <wps:cNvSpPr>
-                      <a:spLocks/>
-                    </wps:cNvSpPr>
-                    <wps:spPr>
-                      <a:xfrm>
-                        <a:off x="0" y="0"/>
-                        <a:ext cx="5943600" cy="1270"/>
-                      </a:xfrm>
-                      <a:custGeom>
-                        <a:avLst/>
-                        <a:gdLst/>
-                        <a:ahLst/>
-                        <a:cxnLst/>
-                        <a:rect l="l" t="t" r="r" b="b"/>
-                        <a:pathLst>
-                          <a:path w="5943600">
-                            <a:moveTo>
-                              <a:pt x="0" y="0"/>
-                            </a:moveTo>
-                            <a:lnTo>
-                              <a:pt x="5943600" y="0"/>
-                            </a:lnTo>
-                          </a:path>
-                        </a:pathLst>
-                      </a:custGeom>
-                      <a:ln w="38100">
-                        <a:solidFill>
-                          <a:srgbClr val="813B0A"/>
-                        </a:solidFill>
-                        <a:prstDash val="solid"/>
-                      </a:ln>
-                    </wps:spPr>
-                    <wps:bodyPr wrap="square" lIns="0" tIns="0" rIns="0" bIns="0" rtlCol="0">
-                      <a:prstTxWarp prst="textNoShape">
-                        <a:avLst/>
-                      </a:prstTxWarp>
-                      <a:noAutofit/>
-                    </wps:bodyPr>
-                  </wps:wsp>
-                </a:graphicData>
-              </a:graphic>
-            </wp:anchor>
-          </w:drawing>
-        </mc:Choice>
-        <mc:Fallback>
-          <w:pict>
-            <v:shape w14:anchorId="51AEA771" id="Graphic 29" o:spid="_x0000_s1026" style="position:absolute;margin-left:1in;margin-top:739.5pt;width:468pt;height:.1pt;z-index:-251651584;visibility:visible;mso-wrap-style:square;mso-wrap-distance-left:0;mso-wrap-distance-top:0;mso-wrap-distance-right:0;mso-wrap-distance-bottom:0;mso-position-horizontal:absolute;mso-position-horizontal-relative:page;mso-position-vertical:absolute;mso-position-vertical-relative:page;v-text-anchor:top" coordsize="5943600,1270" o:gfxdata="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" path="m,l5943600,e" filled="f" strokecolor="#813b0a" strokeweight="3pt">
-              <v:path arrowok="t"/>
-              <w10:wrap anchorx="page" anchory="page"/>
-            </v:shape>
-          </w:pict>
-        </mc:Fallback>
-      </mc:AlternateContent>
+      <w:t xml:space="preserve">SE &amp; ST </w:t>
     </w:r>
     <w:r>
       <w:rPr>
-        <w:noProof/>
-        <w:sz w:val="20"/>
+        <w:b/>
+        <w:spacing w:val="-2"/>
       </w:rPr>
-      <mc:AlternateContent>
-        <mc:Choice Requires="wps">
-          <w:drawing>
-            <wp:anchor distT="0" distB="0" distL="0" distR="0" simplePos="0" relativeHeight="251667968" behindDoc="1" locked="0" layoutInCell="1" allowOverlap="1" wp14:anchorId="22F0A934" wp14:editId="0598053D">
-              <wp:simplePos x="0" y="0"/>
-              <wp:positionH relativeFrom="page">
-                <wp:posOffset>901700</wp:posOffset>
-              </wp:positionH>
-              <wp:positionV relativeFrom="page">
-                <wp:posOffset>9419728</wp:posOffset>
-              </wp:positionV>
-              <wp:extent cx="1562735" cy="194310"/>
-              <wp:effectExtent l="0" t="0" r="0" b="0"/>
-              <wp:wrapNone/>
-              <wp:docPr id="30" name="Textbox 30"/>
-              <wp:cNvGraphicFramePr>
-                <a:graphicFrameLocks xmlns:a="http://schemas.openxmlformats.org/drawingml/2006/main"/>
-              </wp:cNvGraphicFramePr>
-              <a:graphic xmlns:a="http://schemas.openxmlformats.org/drawingml/2006/main">
-                <a:graphicData uri="http://schemas.microsoft.com/office/word/2010/wordprocessingShape">
-                  <wps:wsp>
-                    <wps:cNvSpPr txBox="1">
-                      <a:spLocks/>
-                    </wps:cNvSpPr>
-                    <wps:spPr>
-                      <a:xfrm>
-                        <a:off x="0" y="0"/>
-                        <a:ext cx="1562735" cy="194310"/>
-                      </a:xfrm>
-                      <a:prstGeom prst="rect">
-                        <a:avLst/>
-                      </a:prstGeom>
-                    </wps:spPr>
-                    <wps:txbx>
-                      <w:txbxContent>
-                        <w:p>
-                          <w:pPr>
-                            <w:spacing w:before="10"/>
-                            <w:ind w:left="20"/>
-                            <w:rPr>
-                              <w:b/>
-                              <w:sz w:val="24"/>
-                            </w:rPr>
-                          </w:pPr>
-                          <w:r>
-                            <w:rPr>
-                              <w:b/>
-                              <w:sz w:val="24"/>
-                            </w:rPr>
-                            <w:t xml:space="preserve">SE &amp; ST </w:t>
-                          </w:r>
-                          <w:r>
-                            <w:rPr>
-                              <w:b/>
-                              <w:spacing w:val="-2"/>
-                              <w:sz w:val="24"/>
-                            </w:rPr>
-                            <w:t>(IPCC22IS63)</w:t>
-                          </w:r>
-                        </w:p>
-                      </w:txbxContent>
-                    </wps:txbx>
-                    <wps:bodyPr wrap="square" lIns="0" tIns="0" rIns="0" bIns="0" rtlCol="0">
-                      <a:noAutofit/>
-                    </wps:bodyPr>
-                  </wps:wsp>
-                </a:graphicData>
-              </a:graphic>
-            </wp:anchor>
-          </w:drawing>
-        </mc:Choice>
-        <mc:Fallback>
-          <w:pict>
-            <v:shapetype w14:anchorId="22F0A934" id="_x0000_t202" coordsize="21600,21600" o:spt="202" path="m,l,21600r21600,l21600,xe">
-              <v:stroke joinstyle="miter"/>
-              <v:path gradientshapeok="t" o:connecttype="rect"/>
-            </v:shapetype>
-            <v:shape id="Textbox 30" o:spid="_x0000_s1033" type="#_x0000_t202" style="position:absolute;margin-left:71pt;margin-top:741.7pt;width:123.05pt;height:15.3pt;z-index:-251648512;visibility:visible;mso-wrap-style:square;mso-wrap-distance-left:0;mso-wrap-distance-top:0;mso-wrap-distance-right:0;mso-wrap-distance-bottom:0;mso-position-horizontal:absolute;mso-position-horizontal-relative:page;mso-position-vertical:absolute;mso-position-vertical-relative:page;v-text-anchor:top" o:gfxdata="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" filled="f" stroked="f">
-              <v:textbox inset="0,0,0,0">
-                <w:txbxContent>
-                  <w:p>
-                    <w:pPr>
-                      <w:spacing w:before="10"/>
-                      <w:ind w:left="20"/>
-                      <w:rPr>
-                        <w:b/>
-                        <w:sz w:val="24"/>
-                      </w:rPr>
-                    </w:pPr>
-                    <w:r>
-                      <w:rPr>
-                        <w:b/>
-                        <w:sz w:val="24"/>
-                      </w:rPr>
-                      <w:t xml:space="preserve">SE &amp; ST </w:t>
-                    </w:r>
-                    <w:r>
-                      <w:rPr>
-                        <w:b/>
-                        <w:spacing w:val="-2"/>
-                        <w:sz w:val="24"/>
-                      </w:rPr>
-                      <w:t>(IPCC22IS63)</w:t>
-                    </w:r>
-                  </w:p>
-                </w:txbxContent>
-              </v:textbox>
-              <w10:wrap anchorx="page" anchory="page"/>
-            </v:shape>
-          </w:pict>
-        </mc:Fallback>
-      </mc:AlternateContent>
+      <w:t>(IPCC22IS63)</w:t>
     </w:r>
     <w:r>
       <w:rPr>
-        <w:noProof/>
-        <w:sz w:val="20"/>
+        <w:b/>
+        <w:spacing w:val="-2"/>
       </w:rPr>
-      <mc:AlternateContent>
-        <mc:Choice Requires="wps">
-          <w:drawing>
-            <wp:anchor distT="0" distB="0" distL="0" distR="0" simplePos="0" relativeHeight="251671040" behindDoc="1" locked="0" layoutInCell="1" allowOverlap="1" wp14:anchorId="340DA45E" wp14:editId="0A676E43">
-              <wp:simplePos x="0" y="0"/>
-              <wp:positionH relativeFrom="page">
-                <wp:posOffset>3810248</wp:posOffset>
-              </wp:positionH>
-              <wp:positionV relativeFrom="page">
-                <wp:posOffset>9431046</wp:posOffset>
-              </wp:positionV>
-              <wp:extent cx="715010" cy="180340"/>
-              <wp:effectExtent l="0" t="0" r="0" b="0"/>
-              <wp:wrapNone/>
-              <wp:docPr id="31" name="Textbox 31"/>
-              <wp:cNvGraphicFramePr>
-                <a:graphicFrameLocks xmlns:a="http://schemas.openxmlformats.org/drawingml/2006/main"/>
-              </wp:cNvGraphicFramePr>
-              <a:graphic xmlns:a="http://schemas.openxmlformats.org/drawingml/2006/main">
-                <a:graphicData uri="http://schemas.microsoft.com/office/word/2010/wordprocessingShape">
-                  <wps:wsp>
-                    <wps:cNvSpPr txBox="1">
-                      <a:spLocks/>
-                    </wps:cNvSpPr>
-                    <wps:spPr>
-                      <a:xfrm>
-                        <a:off x="0" y="0"/>
-                        <a:ext cx="715010" cy="180340"/>
-                      </a:xfrm>
-                      <a:prstGeom prst="rect">
-                        <a:avLst/>
-                      </a:prstGeom>
-                    </wps:spPr>
-                    <wps:txbx>
-                      <w:txbxContent>
-                        <w:p>
-                          <w:pPr>
-                            <w:spacing w:before="10"/>
-                            <w:ind w:left="20"/>
-                            <w:rPr>
-                              <w:b/>
-                            </w:rPr>
-                          </w:pPr>
-                          <w:r>
-                            <w:rPr>
-                              <w:b/>
-                              <w:spacing w:val="-4"/>
-                            </w:rPr>
-                            <w:t>AY</w:t>
-                          </w:r>
-                          <w:r>
-                            <w:rPr>
-                              <w:b/>
-                              <w:spacing w:val="1"/>
-                            </w:rPr>
-                            <w:t xml:space="preserve"> </w:t>
-                          </w:r>
-                          <w:r>
-                            <w:rPr>
-                              <w:b/>
-                              <w:spacing w:val="-4"/>
-                            </w:rPr>
-                            <w:t>2025-</w:t>
-                          </w:r>
-                          <w:r>
-                            <w:rPr>
-                              <w:b/>
-                              <w:spacing w:val="-5"/>
-                            </w:rPr>
-                            <w:t>26</w:t>
-                          </w:r>
-                        </w:p>
-                      </w:txbxContent>
-                    </wps:txbx>
-                    <wps:bodyPr wrap="square" lIns="0" tIns="0" rIns="0" bIns="0" rtlCol="0">
-                      <a:noAutofit/>
-                    </wps:bodyPr>
-                  </wps:wsp>
-                </a:graphicData>
-              </a:graphic>
-            </wp:anchor>
-          </w:drawing>
-        </mc:Choice>
-        <mc:Fallback>
-          <w:pict>
-            <v:shape w14:anchorId="340DA45E" id="Textbox 31" o:spid="_x0000_s1034" type="#_x0000_t202" style="position:absolute;margin-left:300pt;margin-top:742.6pt;width:56.3pt;height:14.2pt;z-index:-251645440;visibility:visible;mso-wrap-style:square;mso-wrap-distance-left:0;mso-wrap-distance-top:0;mso-wrap-distance-right:0;mso-wrap-distance-bottom:0;mso-position-horizontal:absolute;mso-position-horizontal-relative:page;mso-position-vertical:absolute;mso-position-vertical-relative:page;v-text-anchor:top" o:gfxdata="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" filled="f" stroked="f">
-              <v:textbox inset="0,0,0,0">
-                <w:txbxContent>
-                  <w:p>
-                    <w:pPr>
-                      <w:spacing w:before="10"/>
-                      <w:ind w:left="20"/>
-                      <w:rPr>
-                        <w:b/>
-                      </w:rPr>
-                    </w:pPr>
-                    <w:r>
-                      <w:rPr>
-                        <w:b/>
-                        <w:spacing w:val="-4"/>
-                      </w:rPr>
-                      <w:t>AY</w:t>
-                    </w:r>
-                    <w:r>
-                      <w:rPr>
-                        <w:b/>
-                        <w:spacing w:val="1"/>
-                      </w:rPr>
-                      <w:t xml:space="preserve"> </w:t>
-                    </w:r>
-                    <w:r>
-                      <w:rPr>
-                        <w:b/>
-                        <w:spacing w:val="-4"/>
-                      </w:rPr>
-                      <w:t>2025-</w:t>
-                    </w:r>
-                    <w:r>
-                      <w:rPr>
-                        <w:b/>
-                        <w:spacing w:val="-5"/>
-                      </w:rPr>
-                      <w:t>26</w:t>
-                    </w:r>
-                  </w:p>
-                </w:txbxContent>
-              </v:textbox>
-              <w10:wrap anchorx="page" anchory="page"/>
-            </v:shape>
-          </w:pict>
-        </mc:Fallback>
-      </mc:AlternateContent>
+      <w:t xml:space="preserve"> </w:t>
+    </w:r>
+    <w:r>
+      <w:ptab w:relativeTo="margin" w:alignment="center" w:leader="none"/>
     </w:r>
     <w:r>
       <w:rPr>
+        <w:b/>
+        <w:spacing w:val="-4"/>
+      </w:rPr>
+      <w:t>AY</w:t>
+    </w:r>
+    <w:r>
+      <w:rPr>
+        <w:b/>
+        <w:spacing w:val="1"/>
+      </w:rPr>
+      <w:t xml:space="preserve"> </w:t>
+    </w:r>
+    <w:r>
+      <w:rPr>
+        <w:b/>
+        <w:spacing w:val="-4"/>
+      </w:rPr>
+      <w:t>2025-</w:t>
+    </w:r>
+    <w:r>
+      <w:rPr>
+        <w:b/>
+        <w:spacing w:val="-5"/>
+      </w:rPr>
+      <w:t>26</w:t>
+    </w:r>
+    <w:r>
+      <w:rPr>
+        <w:b/>
+        <w:spacing w:val="-5"/>
+      </w:rPr>
+      <w:t xml:space="preserve"> </w:t>
+    </w:r>
+    <w:r>
+      <w:ptab w:relativeTo="margin" w:alignment="right" w:leader="none"/>
+    </w:r>
+    <w:r>
+      <w:rPr>
+        <w:b/>
+        <w:bCs/>
+      </w:rPr>
+      <w:t xml:space="preserve">Page | </w:t>
+    </w:r>
+    <w:r>
+      <w:rPr>
+        <w:b/>
+        <w:bCs/>
+      </w:rPr>
+      <w:fldChar w:fldCharType="begin"/>
+    </w:r>
+    <w:r>
+      <w:rPr>
+        <w:b/>
+        <w:bCs/>
+      </w:rPr>
+      <w:instrText xml:space="preserve"> PAGE   \* MERGEFORMAT </w:instrText>
+    </w:r>
+    <w:r>
+      <w:rPr>
+        <w:b/>
+        <w:bCs/>
+      </w:rPr>
+      <w:fldChar w:fldCharType="separate"/>
+    </w:r>
+    <w:r>
+      <w:rPr>
+        <w:b/>
+        <w:bCs/>
         <w:noProof/>
-        <w:sz w:val="20"/>
       </w:rPr>
-      <mc:AlternateContent>
-        <mc:Choice Requires="wps">
-          <w:drawing>
-            <wp:anchor distT="0" distB="0" distL="0" distR="0" simplePos="0" relativeHeight="251674112" behindDoc="1" locked="0" layoutInCell="1" allowOverlap="1" wp14:anchorId="3CFDB816" wp14:editId="6C8C0339">
-              <wp:simplePos x="0" y="0"/>
-              <wp:positionH relativeFrom="page">
-                <wp:posOffset>6418755</wp:posOffset>
-              </wp:positionH>
-              <wp:positionV relativeFrom="page">
-                <wp:posOffset>9431046</wp:posOffset>
-              </wp:positionV>
-              <wp:extent cx="455295" cy="180340"/>
-              <wp:effectExtent l="0" t="0" r="0" b="0"/>
-              <wp:wrapNone/>
-              <wp:docPr id="32" name="Textbox 32"/>
-              <wp:cNvGraphicFramePr>
-                <a:graphicFrameLocks xmlns:a="http://schemas.openxmlformats.org/drawingml/2006/main"/>
-              </wp:cNvGraphicFramePr>
-              <a:graphic xmlns:a="http://schemas.openxmlformats.org/drawingml/2006/main">
-                <a:graphicData uri="http://schemas.microsoft.com/office/word/2010/wordprocessingShape">
-                  <wps:wsp>
-                    <wps:cNvSpPr txBox="1">
-                      <a:spLocks/>
-                    </wps:cNvSpPr>
-                    <wps:spPr>
-                      <a:xfrm>
-                        <a:off x="0" y="0"/>
-                        <a:ext cx="455295" cy="180340"/>
-                      </a:xfrm>
-                      <a:prstGeom prst="rect">
-                        <a:avLst/>
-                      </a:prstGeom>
-                    </wps:spPr>
-                    <wps:txbx>
-                      <w:txbxContent>
-                        <w:p>
-                          <w:pPr>
-                            <w:spacing w:before="10"/>
-                            <w:ind w:left="20"/>
-                            <w:rPr>
-                              <w:b/>
-                            </w:rPr>
-                          </w:pPr>
-                          <w:r>
-                            <w:rPr>
-                              <w:b/>
-                            </w:rPr>
-                            <w:t>Page</w:t>
-                          </w:r>
-                          <w:r>
-                            <w:rPr>
-                              <w:b/>
-                              <w:spacing w:val="-4"/>
-                            </w:rPr>
-                            <w:t xml:space="preserve"> </w:t>
-                          </w:r>
-                          <w:r>
-                            <w:rPr>
-                              <w:b/>
-                              <w:spacing w:val="-10"/>
-                            </w:rPr>
-                            <w:fldChar w:fldCharType="begin"/>
-                          </w:r>
-                          <w:r>
-                            <w:rPr>
-                              <w:b/>
-                              <w:spacing w:val="-10"/>
-                            </w:rPr>
-                            <w:instrText xml:space="preserve"> PAGE </w:instrText>
-                          </w:r>
-                          <w:r>
-                            <w:rPr>
-                              <w:b/>
-                              <w:spacing w:val="-10"/>
-                            </w:rPr>
-                            <w:fldChar w:fldCharType="separate"/>
-                          </w:r>
-                          <w:r>
-                            <w:rPr>
-                              <w:b/>
-                              <w:spacing w:val="-10"/>
-                            </w:rPr>
-                            <w:t>5</w:t>
-                          </w:r>
-                          <w:r>
-                            <w:rPr>
-                              <w:b/>
-                              <w:spacing w:val="-10"/>
-                            </w:rPr>
-                            <w:fldChar w:fldCharType="end"/>
-                          </w:r>
-                        </w:p>
-                      </w:txbxContent>
-                    </wps:txbx>
-                    <wps:bodyPr wrap="square" lIns="0" tIns="0" rIns="0" bIns="0" rtlCol="0">
-                      <a:noAutofit/>
-                    </wps:bodyPr>
-                  </wps:wsp>
-                </a:graphicData>
-              </a:graphic>
-            </wp:anchor>
-          </w:drawing>
-        </mc:Choice>
-        <mc:Fallback>
-          <w:pict>
-            <v:shape w14:anchorId="3CFDB816" id="Textbox 32" o:spid="_x0000_s1035" type="#_x0000_t202" style="position:absolute;margin-left:505.4pt;margin-top:742.6pt;width:35.85pt;height:14.2pt;z-index:-251642368;visibility:visible;mso-wrap-style:square;mso-wrap-distance-left:0;mso-wrap-distance-top:0;mso-wrap-distance-right:0;mso-wrap-distance-bottom:0;mso-position-horizontal:absolute;mso-position-horizontal-relative:page;mso-position-vertical:absolute;mso-position-vertical-relative:page;v-text-anchor:top" o:gfxdata="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" filled="f" stroked="f">
-              <v:textbox inset="0,0,0,0">
-                <w:txbxContent>
-                  <w:p>
-                    <w:pPr>
-                      <w:spacing w:before="10"/>
-                      <w:ind w:left="20"/>
-                      <w:rPr>
-                        <w:b/>
-                      </w:rPr>
-                    </w:pPr>
-                    <w:r>
-                      <w:rPr>
-                        <w:b/>
-                      </w:rPr>
-                      <w:t>Page</w:t>
-                    </w:r>
-                    <w:r>
-                      <w:rPr>
-                        <w:b/>
-                        <w:spacing w:val="-4"/>
-                      </w:rPr>
-                      <w:t xml:space="preserve"> </w:t>
-                    </w:r>
-                    <w:r>
-                      <w:rPr>
-                        <w:b/>
-                        <w:spacing w:val="-10"/>
-                      </w:rPr>
-                      <w:fldChar w:fldCharType="begin"/>
-                    </w:r>
-                    <w:r>
-                      <w:rPr>
-                        <w:b/>
-                        <w:spacing w:val="-10"/>
-                      </w:rPr>
-                      <w:instrText xml:space="preserve"> PAGE </w:instrText>
-                    </w:r>
-                    <w:r>
-                      <w:rPr>
-                        <w:b/>
-                        <w:spacing w:val="-10"/>
-                      </w:rPr>
-                      <w:fldChar w:fldCharType="separate"/>
-                    </w:r>
-                    <w:r>
-                      <w:rPr>
-                        <w:b/>
-                        <w:spacing w:val="-10"/>
-                      </w:rPr>
-                      <w:t>5</w:t>
-                    </w:r>
-                    <w:r>
-                      <w:rPr>
-                        <w:b/>
-                        <w:spacing w:val="-10"/>
-                      </w:rPr>
-                      <w:fldChar w:fldCharType="end"/>
-                    </w:r>
-                  </w:p>
-                </w:txbxContent>
-              </v:textbox>
-              <w10:wrap anchorx="page" anchory="page"/>
-            </v:shape>
-          </w:pict>
-        </mc:Fallback>
-      </mc:AlternateContent>
+      <w:t>1</w:t>
+    </w:r>
+    <w:r>
+      <w:rPr>
+        <w:b/>
+        <w:bCs/>
+        <w:noProof/>
+      </w:rPr>
+      <w:fldChar w:fldCharType="end"/>
     </w:r>
   </w:p>
 </w:ftr>
@@ -9147,7 +8409,7 @@
         </mc:Choice>
         <mc:Fallback>
           <w:pict>
-            <v:shape w14:anchorId="43D423D8" id="Graphic 1" o:spid="_x0000_s1026" style="position:absolute;margin-left:1in;margin-top:57.5pt;width:468pt;height:.1pt;z-index:-15838208;visibility:visible;mso-wrap-style:square;mso-wrap-distance-left:0;mso-wrap-distance-top:0;mso-wrap-distance-right:0;mso-wrap-distance-bottom:0;mso-position-horizontal:absolute;mso-position-horizontal-relative:page;mso-position-vertical:absolute;mso-position-vertical-relative:page;v-text-anchor:top" coordsize="5943600,1270" o:gfxdata="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" path="m,l5943600,e" filled="f" strokecolor="#813b0a" strokeweight="3pt">
+            <v:shape w14:anchorId="5BD6D748" id="Graphic 1" o:spid="_x0000_s1026" style="position:absolute;margin-left:1in;margin-top:57.5pt;width:468pt;height:.1pt;z-index:-15838208;visibility:visible;mso-wrap-style:square;mso-wrap-distance-left:0;mso-wrap-distance-top:0;mso-wrap-distance-right:0;mso-wrap-distance-bottom:0;mso-position-horizontal:absolute;mso-position-horizontal-relative:page;mso-position-vertical:absolute;mso-position-vertical-relative:page;v-text-anchor:top" coordsize="5943600,1270" o:gfxdata="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" path="m,l5943600,e" filled="f" strokecolor="#813b0a" strokeweight="3pt">
               <v:path arrowok="t"/>
               <w10:wrap anchorx="page" anchory="page"/>
             </v:shape>
@@ -9867,7 +9129,7 @@
         </mc:Choice>
         <mc:Fallback>
           <w:pict>
-            <v:shape w14:anchorId="7FA155C1" id="Graphic 22" o:spid="_x0000_s1026" style="position:absolute;margin-left:1in;margin-top:57.5pt;width:468pt;height:.1pt;z-index:-251662848;visibility:visible;mso-wrap-style:square;mso-wrap-distance-left:0;mso-wrap-distance-top:0;mso-wrap-distance-right:0;mso-wrap-distance-bottom:0;mso-position-horizontal:absolute;mso-position-horizontal-relative:page;mso-position-vertical:absolute;mso-position-vertical-relative:page;v-text-anchor:top" coordsize="5943600,1270" o:gfxdata="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" path="m,l5943600,e" filled="f" strokecolor="#813b0a" strokeweight="3pt">
+            <v:shape w14:anchorId="3D489A54" id="Graphic 22" o:spid="_x0000_s1026" style="position:absolute;margin-left:1in;margin-top:57.5pt;width:468pt;height:.1pt;z-index:-251662848;visibility:visible;mso-wrap-style:square;mso-wrap-distance-left:0;mso-wrap-distance-top:0;mso-wrap-distance-right:0;mso-wrap-distance-bottom:0;mso-position-horizontal:absolute;mso-position-horizontal-relative:page;mso-position-vertical:absolute;mso-position-vertical-relative:page;v-text-anchor:top" coordsize="5943600,1270" o:gfxdata="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" path="m,l5943600,e" filled="f" strokecolor="#813b0a" strokeweight="3pt">
               <v:path arrowok="t"/>
               <w10:wrap anchorx="page" anchory="page"/>
             </v:shape>
@@ -9883,92 +9145,11 @@
 <w:hdr xmlns:wpc="http://schemas.microsoft.com/office/word/2010/wordprocessingCanvas" xmlns:cx="http://schemas.microsoft.com/office/drawing/2014/chartex" xmlns:cx1="http://schemas.microsoft.com/office/drawing/2015/9/8/chartex" xmlns:cx2="http://schemas.microsoft.com/office/drawing/2015/10/21/chartex" xmlns:cx3="http://schemas.microsoft.com/office/drawing/2016/5/9/chartex" xmlns:cx4="http://schemas.microsoft.com/office/drawing/2016/5/10/chartex" xmlns:cx5="http://schemas.microsoft.com/office/drawing/2016/5/11/chartex" xmlns:cx6="http://schemas.microsoft.com/office/drawing/2016/5/12/chartex" xmlns:cx7="http://schemas.microsoft.com/office/drawing/2016/5/13/chartex" xmlns:cx8="http://schemas.microsoft.com/office/drawing/2016/5/14/chartex" xmlns:mc="http://schemas.openxmlformats.org/markup-compatibility/2006" xmlns:aink="http://schemas.microsoft.com/office/drawing/2016/ink" xmlns:am3d="http://schemas.microsoft.com/office/drawing/2017/model3d" xmlns:o="urn:schemas-microsoft-com:office:office" xmlns:oel="http://schemas.microsoft.com/office/2019/extlst" xmlns:r="http://schemas.openxmlformats.org/officeDocument/2006/relationships" xmlns:m="http://schemas.openxmlformats.org/officeDocument/2006/math" xmlns:v="urn:schemas-microsoft-com:vml" xmlns:wp14="http://schemas.microsoft.com/office/word/2010/wordprocessingDrawing" xmlns:wp="http://schemas.openxmlformats.org/drawingml/2006/wordprocessingDrawing" xmlns:w10="urn:schemas-microsoft-com:office:word" xmlns:w="http://schemas.openxmlformats.org/wordprocessingml/2006/main" xmlns:w14="http://schemas.microsoft.com/office/word/2010/wordml" xmlns:w15="http://schemas.microsoft.com/office/word/2012/wordml" xmlns:w16cex="http://schemas.microsoft.com/office/word/2018/wordml/cex" xmlns:w16cid="http://schemas.microsoft.com/office/word/2016/wordml/cid" xmlns:w16="http://schemas.microsoft.com/office/word/2018/wordml" xmlns:w16du="http://schemas.microsoft.com/office/word/2023/wordml/word16du" xmlns:w16sdtdh="http://schemas.microsoft.com/office/word/2020/wordml/sdtdatahash" xmlns:w16sdtfl="http://schemas.microsoft.com/office/word/2024/wordml/sdtformatlock" xmlns:w16se="http://schemas.microsoft.com/office/word/2015/wordml/symex" xmlns:wpg="http://schemas.microsoft.com/office/word/2010/wordprocessingGroup" xmlns:wpi="http://schemas.microsoft.com/office/word/2010/wordprocessingInk" xmlns:wne="http://schemas.microsoft.com/office/word/2006/wordml" xmlns:wps="http://schemas.microsoft.com/office/word/2010/wordprocessingShape" mc:Ignorable="w14 w15 w16se w16cid w16 w16cex w16sdtdh w16sdtfl w16du wp14">
   <w:p>
     <w:pPr>
-      <w:pStyle w:val="BodyText"/>
-      <w:spacing w:line="14" w:lineRule="auto"/>
-      <w:rPr>
-        <w:sz w:val="20"/>
-      </w:rPr>
+      <w:pStyle w:val="Header"/>
+      <w:pBdr>
+        <w:bottom w:val="single" w:sz="36" w:space="1" w:color="943634" w:themeColor="accent2" w:themeShade="BF"/>
+      </w:pBdr>
     </w:pPr>
-    <w:r>
-      <w:rPr>
-        <w:noProof/>
-        <w:sz w:val="20"/>
-      </w:rPr>
-      <mc:AlternateContent>
-        <mc:Choice Requires="wps">
-          <w:drawing>
-            <wp:anchor distT="0" distB="0" distL="0" distR="0" simplePos="0" relativeHeight="251661824" behindDoc="1" locked="0" layoutInCell="1" allowOverlap="1" wp14:anchorId="03D27304" wp14:editId="3B931D85">
-              <wp:simplePos x="0" y="0"/>
-              <wp:positionH relativeFrom="page">
-                <wp:posOffset>914400</wp:posOffset>
-              </wp:positionH>
-              <wp:positionV relativeFrom="page">
-                <wp:posOffset>730250</wp:posOffset>
-              </wp:positionV>
-              <wp:extent cx="5943600" cy="1270"/>
-              <wp:effectExtent l="0" t="0" r="0" b="0"/>
-              <wp:wrapNone/>
-              <wp:docPr id="28" name="Graphic 28"/>
-              <wp:cNvGraphicFramePr>
-                <a:graphicFrameLocks xmlns:a="http://schemas.openxmlformats.org/drawingml/2006/main"/>
-              </wp:cNvGraphicFramePr>
-              <a:graphic xmlns:a="http://schemas.openxmlformats.org/drawingml/2006/main">
-                <a:graphicData uri="http://schemas.microsoft.com/office/word/2010/wordprocessingShape">
-                  <wps:wsp>
-                    <wps:cNvSpPr>
-                      <a:spLocks/>
-                    </wps:cNvSpPr>
-                    <wps:spPr>
-                      <a:xfrm>
-                        <a:off x="0" y="0"/>
-                        <a:ext cx="5943600" cy="1270"/>
-                      </a:xfrm>
-                      <a:custGeom>
-                        <a:avLst/>
-                        <a:gdLst/>
-                        <a:ahLst/>
-                        <a:cxnLst/>
-                        <a:rect l="l" t="t" r="r" b="b"/>
-                        <a:pathLst>
-                          <a:path w="5943600">
-                            <a:moveTo>
-                              <a:pt x="0" y="0"/>
-                            </a:moveTo>
-                            <a:lnTo>
-                              <a:pt x="5943600" y="0"/>
-                            </a:lnTo>
-                          </a:path>
-                        </a:pathLst>
-                      </a:custGeom>
-                      <a:ln w="38100">
-                        <a:solidFill>
-                          <a:srgbClr val="813B0A"/>
-                        </a:solidFill>
-                        <a:prstDash val="solid"/>
-                      </a:ln>
-                    </wps:spPr>
-                    <wps:bodyPr wrap="square" lIns="0" tIns="0" rIns="0" bIns="0" rtlCol="0">
-                      <a:prstTxWarp prst="textNoShape">
-                        <a:avLst/>
-                      </a:prstTxWarp>
-                      <a:noAutofit/>
-                    </wps:bodyPr>
-                  </wps:wsp>
-                </a:graphicData>
-              </a:graphic>
-            </wp:anchor>
-          </w:drawing>
-        </mc:Choice>
-        <mc:Fallback>
-          <w:pict>
-            <v:shape w14:anchorId="5F38BAE2" id="Graphic 28" o:spid="_x0000_s1026" style="position:absolute;margin-left:1in;margin-top:57.5pt;width:468pt;height:.1pt;z-index:-251654656;visibility:visible;mso-wrap-style:square;mso-wrap-distance-left:0;mso-wrap-distance-top:0;mso-wrap-distance-right:0;mso-wrap-distance-bottom:0;mso-position-horizontal:absolute;mso-position-horizontal-relative:page;mso-position-vertical:absolute;mso-position-vertical-relative:page;v-text-anchor:top" coordsize="5943600,1270" o:gfxdata="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" path="m,l5943600,e" filled="f" strokecolor="#813b0a" strokeweight="3pt">
-              <v:path arrowok="t"/>
-              <w10:wrap anchorx="page" anchory="page"/>
-            </v:shape>
-          </w:pict>
-        </mc:Fallback>
-      </mc:AlternateContent>
-    </w:r>
   </w:p>
 </w:hdr>
 </file>

--- a/AAT report template - SE - ST - 2025-26.docx.docx
+++ b/AAT report template - SE - ST - 2025-26.docx.docx
@@ -1613,15 +1613,13 @@
         </w:rPr>
         <w:t xml:space="preserve">Virtual Reality (VR) has emerged as a transformative technology driving the development of immersive metaverse applications. However, the rapid proliferation of VR apps brings critical security and privacy challenges that have largely gone unexamined. This paper presents VR-SP Detector, a comprehensive security and privacy assessment tool designed specifically for Meta VR applications. The tool integrates program static analysis, privacy-policy analysis, and user review analysis to holistically evaluate vulnerabilities in VR applications. Using the VR-SP Detector, the study conducts an empirical analysis of 900 popular VR apps sourced from the </w:t>
       </w:r>
-      <w:proofErr w:type="spellStart"/>
-      <w:r>
-        <w:rPr>
-          <w:sz w:val="24"/>
-          <w:szCs w:val="24"/>
-        </w:rPr>
-        <w:t>SideQuest</w:t>
-      </w:r>
-      <w:proofErr w:type="spellEnd"/>
+      <w:r>
+        <w:rPr>
+          <w:sz w:val="24"/>
+          <w:szCs w:val="24"/>
+        </w:rPr>
+        <w:t>Side Quest</w:t>
+      </w:r>
       <w:r>
         <w:rPr>
           <w:sz w:val="24"/>
@@ -3197,15 +3195,22 @@
         </w:rPr>
         <w:t xml:space="preserve">A particularly troubling finding from existing literature is the case of </w:t>
       </w:r>
-      <w:proofErr w:type="spellStart"/>
-      <w:r>
-        <w:rPr>
-          <w:sz w:val="24"/>
-          <w:szCs w:val="24"/>
-        </w:rPr>
-        <w:t>Bigscreen</w:t>
-      </w:r>
-      <w:proofErr w:type="spellEnd"/>
+      <w:proofErr w:type="gramStart"/>
+      <w:r>
+        <w:rPr>
+          <w:sz w:val="24"/>
+          <w:szCs w:val="24"/>
+        </w:rPr>
+        <w:t>Big</w:t>
+      </w:r>
+      <w:proofErr w:type="gramEnd"/>
+      <w:r>
+        <w:rPr>
+          <w:sz w:val="24"/>
+          <w:szCs w:val="24"/>
+        </w:rPr>
+        <w:t xml:space="preserve"> screen</w:t>
+      </w:r>
       <w:r>
         <w:rPr>
           <w:sz w:val="24"/>
@@ -3226,15 +3231,13 @@
         </w:rPr>
         <w:t xml:space="preserve">To address this gap, the research paper introduces VR-SP Detector, a comprehensive automated security and privacy assessment tool tailored for Meta VR applications. It was applied to 900 popular VR apps from the </w:t>
       </w:r>
-      <w:proofErr w:type="spellStart"/>
-      <w:r>
-        <w:rPr>
-          <w:sz w:val="24"/>
-          <w:szCs w:val="24"/>
-        </w:rPr>
-        <w:t>SideQuest</w:t>
-      </w:r>
-      <w:proofErr w:type="spellEnd"/>
+      <w:r>
+        <w:rPr>
+          <w:sz w:val="24"/>
+          <w:szCs w:val="24"/>
+        </w:rPr>
+        <w:t>Side Quest</w:t>
+      </w:r>
       <w:r>
         <w:rPr>
           <w:sz w:val="24"/>
@@ -3304,15 +3307,13 @@
         </w:rPr>
         <w:t xml:space="preserve">Collect and process VR application APK files from both the official Meta VR store and the </w:t>
       </w:r>
-      <w:proofErr w:type="spellStart"/>
-      <w:r>
-        <w:rPr>
-          <w:sz w:val="24"/>
-          <w:szCs w:val="24"/>
-        </w:rPr>
-        <w:t>SideQuest</w:t>
-      </w:r>
-      <w:proofErr w:type="spellEnd"/>
+      <w:r>
+        <w:rPr>
+          <w:sz w:val="24"/>
+          <w:szCs w:val="24"/>
+        </w:rPr>
+        <w:t>Side Quest</w:t>
+      </w:r>
       <w:r>
         <w:rPr>
           <w:sz w:val="24"/>
@@ -3340,15 +3341,13 @@
         </w:rPr>
         <w:t xml:space="preserve">Perform manifest analysis of each APK to extract app basic information, permission usage, activity launch modes, and security-related flags such as </w:t>
       </w:r>
-      <w:proofErr w:type="spellStart"/>
-      <w:r>
-        <w:rPr>
-          <w:sz w:val="24"/>
-          <w:szCs w:val="24"/>
-        </w:rPr>
-        <w:t>allowBackup</w:t>
-      </w:r>
-      <w:proofErr w:type="spellEnd"/>
+      <w:r>
+        <w:rPr>
+          <w:sz w:val="24"/>
+          <w:szCs w:val="24"/>
+        </w:rPr>
+        <w:t>allow Backup</w:t>
+      </w:r>
       <w:r>
         <w:rPr>
           <w:sz w:val="24"/>
@@ -3356,15 +3355,13 @@
         </w:rPr>
         <w:t xml:space="preserve">, </w:t>
       </w:r>
-      <w:proofErr w:type="spellStart"/>
-      <w:r>
-        <w:rPr>
-          <w:sz w:val="24"/>
-          <w:szCs w:val="24"/>
-        </w:rPr>
-        <w:t>debuggable</w:t>
-      </w:r>
-      <w:proofErr w:type="spellEnd"/>
+      <w:r>
+        <w:rPr>
+          <w:sz w:val="24"/>
+          <w:szCs w:val="24"/>
+        </w:rPr>
+        <w:t>debug gable</w:t>
+      </w:r>
       <w:r>
         <w:rPr>
           <w:sz w:val="24"/>
@@ -3372,15 +3369,13 @@
         </w:rPr>
         <w:t xml:space="preserve">, and </w:t>
       </w:r>
-      <w:proofErr w:type="spellStart"/>
-      <w:r>
-        <w:rPr>
-          <w:sz w:val="24"/>
-          <w:szCs w:val="24"/>
-        </w:rPr>
-        <w:t>clearTextTraffic</w:t>
-      </w:r>
-      <w:proofErr w:type="spellEnd"/>
+      <w:r>
+        <w:rPr>
+          <w:sz w:val="24"/>
+          <w:szCs w:val="24"/>
+        </w:rPr>
+        <w:t>cleartext Traffic</w:t>
+      </w:r>
       <w:r>
         <w:rPr>
           <w:sz w:val="24"/>
@@ -3408,15 +3403,13 @@
         </w:rPr>
         <w:t xml:space="preserve">Detect OS-related security and privacy vulnerabilities through static analysis of decompiled Java and </w:t>
       </w:r>
-      <w:proofErr w:type="spellStart"/>
-      <w:r>
-        <w:rPr>
-          <w:sz w:val="24"/>
-          <w:szCs w:val="24"/>
-        </w:rPr>
-        <w:t>Smali</w:t>
-      </w:r>
-      <w:proofErr w:type="spellEnd"/>
+      <w:r>
+        <w:rPr>
+          <w:sz w:val="24"/>
+          <w:szCs w:val="24"/>
+        </w:rPr>
+        <w:t>Smail</w:t>
+      </w:r>
       <w:r>
         <w:rPr>
           <w:sz w:val="24"/>
@@ -3524,15 +3517,13 @@
         </w:rPr>
         <w:t xml:space="preserve">Conduct user review analysis by keyword-based classification of </w:t>
       </w:r>
-      <w:proofErr w:type="spellStart"/>
-      <w:r>
-        <w:rPr>
-          <w:sz w:val="24"/>
-          <w:szCs w:val="24"/>
-        </w:rPr>
-        <w:t>SideQuest</w:t>
-      </w:r>
-      <w:proofErr w:type="spellEnd"/>
+      <w:r>
+        <w:rPr>
+          <w:sz w:val="24"/>
+          <w:szCs w:val="24"/>
+        </w:rPr>
+        <w:t>Side Quest</w:t>
+      </w:r>
       <w:r>
         <w:rPr>
           <w:sz w:val="24"/>
@@ -7571,7 +7562,7 @@
         </mc:Choice>
         <mc:Fallback>
           <w:pict>
-            <v:shape w14:anchorId="38B338C1" id="Graphic 3" o:spid="_x0000_s1026" style="position:absolute;margin-left:1in;margin-top:739.5pt;width:468pt;height:.1pt;z-index:-15837184;visibility:visible;mso-wrap-style:square;mso-wrap-distance-left:0;mso-wrap-distance-top:0;mso-wrap-distance-right:0;mso-wrap-distance-bottom:0;mso-position-horizontal:absolute;mso-position-horizontal-relative:page;mso-position-vertical:absolute;mso-position-vertical-relative:page;v-text-anchor:top" coordsize="5943600,1270" o:gfxdata="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" path="m,l5943600,e" filled="f" strokecolor="#813b0a" strokeweight="3pt">
+            <v:shape w14:anchorId="68DB4188" id="Graphic 3" o:spid="_x0000_s1026" style="position:absolute;margin-left:1in;margin-top:739.5pt;width:468pt;height:.1pt;z-index:-15837184;visibility:visible;mso-wrap-style:square;mso-wrap-distance-left:0;mso-wrap-distance-top:0;mso-wrap-distance-right:0;mso-wrap-distance-bottom:0;mso-position-horizontal:absolute;mso-position-horizontal-relative:page;mso-position-vertical:absolute;mso-position-vertical-relative:page;v-text-anchor:top" coordsize="5943600,1270" o:gfxdata="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" path="m,l5943600,e" filled="f" strokecolor="#813b0a" strokeweight="3pt">
               <v:path arrowok="t"/>
               <w10:wrap anchorx="page" anchory="page"/>
             </v:shape>
@@ -7857,7 +7848,7 @@
       <mc:AlternateContent>
         <mc:Choice Requires="wps">
           <w:drawing>
-            <wp:anchor distT="0" distB="0" distL="0" distR="0" simplePos="0" relativeHeight="251656704" behindDoc="1" locked="0" layoutInCell="1" allowOverlap="1" wp14:anchorId="03D222BF" wp14:editId="2F8BB45B">
+            <wp:anchor distT="0" distB="0" distL="0" distR="0" simplePos="0" relativeHeight="251659776" behindDoc="1" locked="0" layoutInCell="1" allowOverlap="1" wp14:anchorId="03D222BF" wp14:editId="2F8BB45B">
               <wp:simplePos x="0" y="0"/>
               <wp:positionH relativeFrom="page">
                 <wp:posOffset>914400</wp:posOffset>
@@ -7921,7 +7912,7 @@
         </mc:Choice>
         <mc:Fallback>
           <w:pict>
-            <v:shape w14:anchorId="2517C03C" id="Graphic 24" o:spid="_x0000_s1026" style="position:absolute;margin-left:1in;margin-top:739.5pt;width:468pt;height:.1pt;z-index:-251659776;visibility:visible;mso-wrap-style:square;mso-wrap-distance-left:0;mso-wrap-distance-top:0;mso-wrap-distance-right:0;mso-wrap-distance-bottom:0;mso-position-horizontal:absolute;mso-position-horizontal-relative:page;mso-position-vertical:absolute;mso-position-vertical-relative:page;v-text-anchor:top" coordsize="5943600,1270" o:gfxdata="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" path="m,l5943600,e" filled="f" strokecolor="#813b0a" strokeweight="3pt">
+            <v:shape w14:anchorId="7DD736A5" id="Graphic 24" o:spid="_x0000_s1026" style="position:absolute;margin-left:1in;margin-top:739.5pt;width:468pt;height:.1pt;z-index:-251656704;visibility:visible;mso-wrap-style:square;mso-wrap-distance-left:0;mso-wrap-distance-top:0;mso-wrap-distance-right:0;mso-wrap-distance-bottom:0;mso-position-horizontal:absolute;mso-position-horizontal-relative:page;mso-position-vertical:absolute;mso-position-vertical-relative:page;v-text-anchor:top" coordsize="5943600,1270" o:gfxdata="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" path="m,l5943600,e" filled="f" strokecolor="#813b0a" strokeweight="3pt">
               <v:path arrowok="t"/>
               <w10:wrap anchorx="page" anchory="page"/>
             </v:shape>
@@ -7937,7 +7928,7 @@
       <mc:AlternateContent>
         <mc:Choice Requires="wps">
           <w:drawing>
-            <wp:anchor distT="0" distB="0" distL="0" distR="0" simplePos="0" relativeHeight="251660800" behindDoc="1" locked="0" layoutInCell="1" allowOverlap="1" wp14:anchorId="1D92DF07" wp14:editId="2682CC76">
+            <wp:anchor distT="0" distB="0" distL="0" distR="0" simplePos="0" relativeHeight="251666944" behindDoc="1" locked="0" layoutInCell="1" allowOverlap="1" wp14:anchorId="1D92DF07" wp14:editId="2682CC76">
               <wp:simplePos x="0" y="0"/>
               <wp:positionH relativeFrom="page">
                 <wp:posOffset>901700</wp:posOffset>
@@ -8011,7 +8002,7 @@
               <v:stroke joinstyle="miter"/>
               <v:path gradientshapeok="t" o:connecttype="rect"/>
             </v:shapetype>
-            <v:shape id="Textbox 25" o:spid="_x0000_s1029" type="#_x0000_t202" style="position:absolute;margin-left:71pt;margin-top:741.7pt;width:123.05pt;height:15.3pt;z-index:-251655680;visibility:visible;mso-wrap-style:square;mso-wrap-distance-left:0;mso-wrap-distance-top:0;mso-wrap-distance-right:0;mso-wrap-distance-bottom:0;mso-position-horizontal:absolute;mso-position-horizontal-relative:page;mso-position-vertical:absolute;mso-position-vertical-relative:page;v-text-anchor:top" o:gfxdata="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" filled="f" stroked="f">
+            <v:shape id="Textbox 25" o:spid="_x0000_s1029" type="#_x0000_t202" style="position:absolute;margin-left:71pt;margin-top:741.7pt;width:123.05pt;height:15.3pt;z-index:-251649536;visibility:visible;mso-wrap-style:square;mso-wrap-distance-left:0;mso-wrap-distance-top:0;mso-wrap-distance-right:0;mso-wrap-distance-bottom:0;mso-position-horizontal:absolute;mso-position-horizontal-relative:page;mso-position-vertical:absolute;mso-position-vertical-relative:page;v-text-anchor:top" o:gfxdata="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" filled="f" stroked="f">
               <v:textbox inset="0,0,0,0">
                 <w:txbxContent>
                   <w:p>
@@ -8055,7 +8046,7 @@
       <mc:AlternateContent>
         <mc:Choice Requires="wps">
           <w:drawing>
-            <wp:anchor distT="0" distB="0" distL="0" distR="0" simplePos="0" relativeHeight="251661824" behindDoc="1" locked="0" layoutInCell="1" allowOverlap="1" wp14:anchorId="02EA9832" wp14:editId="7CDD7B05">
+            <wp:anchor distT="0" distB="0" distL="0" distR="0" simplePos="0" relativeHeight="251671040" behindDoc="1" locked="0" layoutInCell="1" allowOverlap="1" wp14:anchorId="02EA9832" wp14:editId="7CDD7B05">
               <wp:simplePos x="0" y="0"/>
               <wp:positionH relativeFrom="page">
                 <wp:posOffset>3810248</wp:posOffset>
@@ -8137,7 +8128,7 @@
         </mc:Choice>
         <mc:Fallback>
           <w:pict>
-            <v:shape w14:anchorId="02EA9832" id="Textbox 26" o:spid="_x0000_s1030" type="#_x0000_t202" style="position:absolute;margin-left:300pt;margin-top:742.6pt;width:56.3pt;height:14.2pt;z-index:-251654656;visibility:visible;mso-wrap-style:square;mso-wrap-distance-left:0;mso-wrap-distance-top:0;mso-wrap-distance-right:0;mso-wrap-distance-bottom:0;mso-position-horizontal:absolute;mso-position-horizontal-relative:page;mso-position-vertical:absolute;mso-position-vertical-relative:page;v-text-anchor:top" o:gfxdata="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" filled="f" stroked="f">
+            <v:shape w14:anchorId="02EA9832" id="Textbox 26" o:spid="_x0000_s1030" type="#_x0000_t202" style="position:absolute;margin-left:300pt;margin-top:742.6pt;width:56.3pt;height:14.2pt;z-index:-251645440;visibility:visible;mso-wrap-style:square;mso-wrap-distance-left:0;mso-wrap-distance-top:0;mso-wrap-distance-right:0;mso-wrap-distance-bottom:0;mso-position-horizontal:absolute;mso-position-horizontal-relative:page;mso-position-vertical:absolute;mso-position-vertical-relative:page;v-text-anchor:top" o:gfxdata="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" filled="f" stroked="f">
               <v:textbox inset="0,0,0,0">
                 <w:txbxContent>
                   <w:p>
@@ -8409,7 +8400,7 @@
         </mc:Choice>
         <mc:Fallback>
           <w:pict>
-            <v:shape w14:anchorId="5BD6D748" id="Graphic 1" o:spid="_x0000_s1026" style="position:absolute;margin-left:1in;margin-top:57.5pt;width:468pt;height:.1pt;z-index:-15838208;visibility:visible;mso-wrap-style:square;mso-wrap-distance-left:0;mso-wrap-distance-top:0;mso-wrap-distance-right:0;mso-wrap-distance-bottom:0;mso-position-horizontal:absolute;mso-position-horizontal-relative:page;mso-position-vertical:absolute;mso-position-vertical-relative:page;v-text-anchor:top" coordsize="5943600,1270" o:gfxdata="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" path="m,l5943600,e" filled="f" strokecolor="#813b0a" strokeweight="3pt">
+            <v:shape w14:anchorId="4F828130" id="Graphic 1" o:spid="_x0000_s1026" style="position:absolute;margin-left:1in;margin-top:57.5pt;width:468pt;height:.1pt;z-index:-15838208;visibility:visible;mso-wrap-style:square;mso-wrap-distance-left:0;mso-wrap-distance-top:0;mso-wrap-distance-right:0;mso-wrap-distance-bottom:0;mso-position-horizontal:absolute;mso-position-horizontal-relative:page;mso-position-vertical:absolute;mso-position-vertical-relative:page;v-text-anchor:top" coordsize="5943600,1270" o:gfxdata="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" path="m,l5943600,e" filled="f" strokecolor="#813b0a" strokeweight="3pt">
               <v:path arrowok="t"/>
               <w10:wrap anchorx="page" anchory="page"/>
             </v:shape>
@@ -9129,7 +9120,7 @@
         </mc:Choice>
         <mc:Fallback>
           <w:pict>
-            <v:shape w14:anchorId="3D489A54" id="Graphic 22" o:spid="_x0000_s1026" style="position:absolute;margin-left:1in;margin-top:57.5pt;width:468pt;height:.1pt;z-index:-251662848;visibility:visible;mso-wrap-style:square;mso-wrap-distance-left:0;mso-wrap-distance-top:0;mso-wrap-distance-right:0;mso-wrap-distance-bottom:0;mso-position-horizontal:absolute;mso-position-horizontal-relative:page;mso-position-vertical:absolute;mso-position-vertical-relative:page;v-text-anchor:top" coordsize="5943600,1270" o:gfxdata="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" path="m,l5943600,e" filled="f" strokecolor="#813b0a" strokeweight="3pt">
+            <v:shape w14:anchorId="17456B8C" id="Graphic 22" o:spid="_x0000_s1026" style="position:absolute;margin-left:1in;margin-top:57.5pt;width:468pt;height:.1pt;z-index:-251662848;visibility:visible;mso-wrap-style:square;mso-wrap-distance-left:0;mso-wrap-distance-top:0;mso-wrap-distance-right:0;mso-wrap-distance-bottom:0;mso-position-horizontal:absolute;mso-position-horizontal-relative:page;mso-position-vertical:absolute;mso-position-vertical-relative:page;v-text-anchor:top" coordsize="5943600,1270" o:gfxdata="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" path="m,l5943600,e" filled="f" strokecolor="#813b0a" strokeweight="3pt">
               <v:path arrowok="t"/>
               <w10:wrap anchorx="page" anchory="page"/>
             </v:shape>
